--- a/documents/perfect_solutions/Perfect_Solutions_FRD_v1.0.docx
+++ b/documents/perfect_solutions/Perfect_Solutions_FRD_v1.0.docx
@@ -212,7 +212,7 @@
                 <w:color w:val="0F172A"/>
                 <w:sz w:val="22"/>
               </w:rPr>
-              <w:t>May 07, 2026</w:t>
+              <w:t>May 11, 2026</w:t>
             </w:r>
           </w:p>
         </w:tc>
@@ -633,7 +633,7 @@
                 <w:color w:val="0F172A"/>
                 <w:sz w:val="20"/>
               </w:rPr>
-              <w:t>2026-05-07</w:t>
+              <w:t>2026-05-11</w:t>
             </w:r>
           </w:p>
         </w:tc>
@@ -1044,6 +1044,96 @@
         <w:t>Figure 1 — System Architecture (Multi-Tenant SaaS)</w:t>
       </w:r>
     </w:p>
+    <w:tbl>
+      <w:tblPr>
+        <w:tblW w:type="auto" w:w="0"/>
+        <w:jc w:val="center"/>
+        <w:tblLook w:firstColumn="1" w:firstRow="1" w:lastColumn="0" w:lastRow="0" w:noHBand="0" w:noVBand="1" w:val="04A0"/>
+      </w:tblPr>
+      <w:tblGrid>
+        <w:gridCol w:w="9972"/>
+      </w:tblGrid>
+      <w:tr>
+        <w:tc>
+          <w:tcPr>
+            <w:tcW w:type="dxa" w:w="8928"/>
+            <w:shd w:val="clear" w:color="auto" w:fill="1E3A8A"/>
+            <w:tcBorders>
+              <w:top w:val="single" w:sz="4" w:color="1E3A8A"/>
+              <w:left w:val="single" w:sz="4" w:color="1E3A8A"/>
+              <w:bottom w:val="single" w:sz="4" w:color="1E3A8A"/>
+              <w:right w:val="single" w:sz="4" w:color="1E3A8A"/>
+            </w:tcBorders>
+          </w:tcPr>
+          <w:p>
+            <w:r/>
+            <w:r>
+              <w:rPr>
+                <w:rFonts w:ascii="Calibri" w:hAnsi="Calibri"/>
+                <w:b/>
+                <w:color w:val="FFFFFF"/>
+                <w:sz w:val="20"/>
+              </w:rPr>
+              <w:t>Live Portal — Tenant Landing (hr.perfectsolutions.com)</w:t>
+            </w:r>
+          </w:p>
+        </w:tc>
+      </w:tr>
+    </w:tbl>
+    <w:p>
+      <w:pPr>
+        <w:spacing w:before="0" w:after="40"/>
+        <w:jc w:val="center"/>
+      </w:pPr>
+      <w:r>
+        <w:drawing>
+          <wp:inline xmlns:a="http://schemas.openxmlformats.org/drawingml/2006/main" xmlns:pic="http://schemas.openxmlformats.org/drawingml/2006/picture">
+            <wp:extent cx="5669280" cy="2657475"/>
+            <wp:docPr id="3" name="Picture 3"/>
+            <wp:cNvGraphicFramePr>
+              <a:graphicFrameLocks noChangeAspect="1"/>
+            </wp:cNvGraphicFramePr>
+            <a:graphic>
+              <a:graphicData uri="http://schemas.openxmlformats.org/drawingml/2006/picture">
+                <pic:pic>
+                  <pic:nvPicPr>
+                    <pic:cNvPr id="0" name="01_tenant_landing.png"/>
+                    <pic:cNvPicPr/>
+                  </pic:nvPicPr>
+                  <pic:blipFill>
+                    <a:blip r:embed="rId13"/>
+                    <a:stretch>
+                      <a:fillRect/>
+                    </a:stretch>
+                  </pic:blipFill>
+                  <pic:spPr>
+                    <a:xfrm>
+                      <a:off x="0" y="0"/>
+                      <a:ext cx="5669280" cy="2657475"/>
+                    </a:xfrm>
+                    <a:prstGeom prst="rect"/>
+                  </pic:spPr>
+                </pic:pic>
+              </a:graphicData>
+            </a:graphic>
+          </wp:inline>
+        </w:drawing>
+      </w:r>
+    </w:p>
+    <w:p>
+      <w:pPr>
+        <w:spacing w:before="0"/>
+        <w:jc w:val="center"/>
+      </w:pPr>
+      <w:r>
+        <w:rPr>
+          <w:i/>
+          <w:color w:val="64748B"/>
+          <w:sz w:val="19"/>
+        </w:rPr>
+        <w:t>Figure 1a — Multi-tenant theming rendered live for Perfect Solutions.</w:t>
+      </w:r>
+    </w:p>
     <w:p>
       <w:pPr>
         <w:spacing w:before="160" w:after="120"/>
@@ -2971,7 +3061,7 @@
         <w:drawing>
           <wp:inline xmlns:a="http://schemas.openxmlformats.org/drawingml/2006/main" xmlns:pic="http://schemas.openxmlformats.org/drawingml/2006/picture">
             <wp:extent cx="5852160" cy="2652528"/>
-            <wp:docPr id="3" name="Picture 3"/>
+            <wp:docPr id="4" name="Picture 4"/>
             <wp:cNvGraphicFramePr>
               <a:graphicFrameLocks noChangeAspect="1"/>
             </wp:cNvGraphicFramePr>
@@ -2983,7 +3073,7 @@
                     <pic:cNvPicPr/>
                   </pic:nvPicPr>
                   <pic:blipFill>
-                    <a:blip r:embed="rId13"/>
+                    <a:blip r:embed="rId14"/>
                     <a:stretch>
                       <a:fillRect/>
                     </a:stretch>
@@ -3017,6 +3107,186 @@
     </w:p>
     <w:tbl>
       <w:tblPr>
+        <w:tblW w:type="auto" w:w="0"/>
+        <w:jc w:val="center"/>
+        <w:tblLook w:firstColumn="1" w:firstRow="1" w:lastColumn="0" w:lastRow="0" w:noHBand="0" w:noVBand="1" w:val="04A0"/>
+      </w:tblPr>
+      <w:tblGrid>
+        <w:gridCol w:w="9972"/>
+      </w:tblGrid>
+      <w:tr>
+        <w:tc>
+          <w:tcPr>
+            <w:tcW w:type="dxa" w:w="8928"/>
+            <w:shd w:val="clear" w:color="auto" w:fill="1E3A8A"/>
+            <w:tcBorders>
+              <w:top w:val="single" w:sz="4" w:color="1E3A8A"/>
+              <w:left w:val="single" w:sz="4" w:color="1E3A8A"/>
+              <w:bottom w:val="single" w:sz="4" w:color="1E3A8A"/>
+              <w:right w:val="single" w:sz="4" w:color="1E3A8A"/>
+            </w:tcBorders>
+          </w:tcPr>
+          <w:p>
+            <w:r/>
+            <w:r>
+              <w:rPr>
+                <w:rFonts w:ascii="Calibri" w:hAnsi="Calibri"/>
+                <w:b/>
+                <w:color w:val="FFFFFF"/>
+                <w:sz w:val="20"/>
+              </w:rPr>
+              <w:t>Live Portal — Login</w:t>
+            </w:r>
+          </w:p>
+        </w:tc>
+      </w:tr>
+    </w:tbl>
+    <w:p>
+      <w:pPr>
+        <w:spacing w:before="0" w:after="40"/>
+        <w:jc w:val="center"/>
+      </w:pPr>
+      <w:r>
+        <w:drawing>
+          <wp:inline xmlns:a="http://schemas.openxmlformats.org/drawingml/2006/main" xmlns:pic="http://schemas.openxmlformats.org/drawingml/2006/picture">
+            <wp:extent cx="5669280" cy="2657475"/>
+            <wp:docPr id="5" name="Picture 5"/>
+            <wp:cNvGraphicFramePr>
+              <a:graphicFrameLocks noChangeAspect="1"/>
+            </wp:cNvGraphicFramePr>
+            <a:graphic>
+              <a:graphicData uri="http://schemas.openxmlformats.org/drawingml/2006/picture">
+                <pic:pic>
+                  <pic:nvPicPr>
+                    <pic:cNvPr id="0" name="02_login.png"/>
+                    <pic:cNvPicPr/>
+                  </pic:nvPicPr>
+                  <pic:blipFill>
+                    <a:blip r:embed="rId15"/>
+                    <a:stretch>
+                      <a:fillRect/>
+                    </a:stretch>
+                  </pic:blipFill>
+                  <pic:spPr>
+                    <a:xfrm>
+                      <a:off x="0" y="0"/>
+                      <a:ext cx="5669280" cy="2657475"/>
+                    </a:xfrm>
+                    <a:prstGeom prst="rect"/>
+                  </pic:spPr>
+                </pic:pic>
+              </a:graphicData>
+            </a:graphic>
+          </wp:inline>
+        </w:drawing>
+      </w:r>
+    </w:p>
+    <w:p>
+      <w:pPr>
+        <w:spacing w:before="0"/>
+        <w:jc w:val="center"/>
+      </w:pPr>
+      <w:r>
+        <w:rPr>
+          <w:i/>
+          <w:color w:val="64748B"/>
+          <w:sz w:val="19"/>
+        </w:rPr>
+        <w:t>Figure 2a — Tenant-branded login experience.</w:t>
+      </w:r>
+    </w:p>
+    <w:tbl>
+      <w:tblPr>
+        <w:tblW w:type="auto" w:w="0"/>
+        <w:jc w:val="center"/>
+        <w:tblLook w:firstColumn="1" w:firstRow="1" w:lastColumn="0" w:lastRow="0" w:noHBand="0" w:noVBand="1" w:val="04A0"/>
+      </w:tblPr>
+      <w:tblGrid>
+        <w:gridCol w:w="9972"/>
+      </w:tblGrid>
+      <w:tr>
+        <w:tc>
+          <w:tcPr>
+            <w:tcW w:type="dxa" w:w="8928"/>
+            <w:shd w:val="clear" w:color="auto" w:fill="1E3A8A"/>
+            <w:tcBorders>
+              <w:top w:val="single" w:sz="4" w:color="1E3A8A"/>
+              <w:left w:val="single" w:sz="4" w:color="1E3A8A"/>
+              <w:bottom w:val="single" w:sz="4" w:color="1E3A8A"/>
+              <w:right w:val="single" w:sz="4" w:color="1E3A8A"/>
+            </w:tcBorders>
+          </w:tcPr>
+          <w:p>
+            <w:r/>
+            <w:r>
+              <w:rPr>
+                <w:rFonts w:ascii="Calibri" w:hAnsi="Calibri"/>
+                <w:b/>
+                <w:color w:val="FFFFFF"/>
+                <w:sz w:val="20"/>
+              </w:rPr>
+              <w:t>Live Portal — Signup (Invite-Code Gated)</w:t>
+            </w:r>
+          </w:p>
+        </w:tc>
+      </w:tr>
+    </w:tbl>
+    <w:p>
+      <w:pPr>
+        <w:spacing w:before="0" w:after="40"/>
+        <w:jc w:val="center"/>
+      </w:pPr>
+      <w:r>
+        <w:drawing>
+          <wp:inline xmlns:a="http://schemas.openxmlformats.org/drawingml/2006/main" xmlns:pic="http://schemas.openxmlformats.org/drawingml/2006/picture">
+            <wp:extent cx="5669280" cy="2657475"/>
+            <wp:docPr id="6" name="Picture 6"/>
+            <wp:cNvGraphicFramePr>
+              <a:graphicFrameLocks noChangeAspect="1"/>
+            </wp:cNvGraphicFramePr>
+            <a:graphic>
+              <a:graphicData uri="http://schemas.openxmlformats.org/drawingml/2006/picture">
+                <pic:pic>
+                  <pic:nvPicPr>
+                    <pic:cNvPr id="0" name="03_signup.png"/>
+                    <pic:cNvPicPr/>
+                  </pic:nvPicPr>
+                  <pic:blipFill>
+                    <a:blip r:embed="rId16"/>
+                    <a:stretch>
+                      <a:fillRect/>
+                    </a:stretch>
+                  </pic:blipFill>
+                  <pic:spPr>
+                    <a:xfrm>
+                      <a:off x="0" y="0"/>
+                      <a:ext cx="5669280" cy="2657475"/>
+                    </a:xfrm>
+                    <a:prstGeom prst="rect"/>
+                  </pic:spPr>
+                </pic:pic>
+              </a:graphicData>
+            </a:graphic>
+          </wp:inline>
+        </w:drawing>
+      </w:r>
+    </w:p>
+    <w:p>
+      <w:pPr>
+        <w:spacing w:before="0"/>
+        <w:jc w:val="center"/>
+      </w:pPr>
+      <w:r>
+        <w:rPr>
+          <w:i/>
+          <w:color w:val="64748B"/>
+          <w:sz w:val="19"/>
+        </w:rPr>
+        <w:t>Figure 2b — Admin signup requires a valid tenant invite code (FR-001 / FR-002).</w:t>
+      </w:r>
+    </w:p>
+    <w:tbl>
+      <w:tblPr>
         <w:tblStyle w:val="LightGrid-Accent1"/>
         <w:tblW w:type="auto" w:w="0"/>
         <w:tblLayout w:type="fixed"/>
@@ -4663,6 +4933,96 @@
         </w:tc>
       </w:tr>
     </w:tbl>
+    <w:tbl>
+      <w:tblPr>
+        <w:tblW w:type="auto" w:w="0"/>
+        <w:jc w:val="center"/>
+        <w:tblLook w:firstColumn="1" w:firstRow="1" w:lastColumn="0" w:lastRow="0" w:noHBand="0" w:noVBand="1" w:val="04A0"/>
+      </w:tblPr>
+      <w:tblGrid>
+        <w:gridCol w:w="9972"/>
+      </w:tblGrid>
+      <w:tr>
+        <w:tc>
+          <w:tcPr>
+            <w:tcW w:type="dxa" w:w="8928"/>
+            <w:shd w:val="clear" w:color="auto" w:fill="1E3A8A"/>
+            <w:tcBorders>
+              <w:top w:val="single" w:sz="4" w:color="1E3A8A"/>
+              <w:left w:val="single" w:sz="4" w:color="1E3A8A"/>
+              <w:bottom w:val="single" w:sz="4" w:color="1E3A8A"/>
+              <w:right w:val="single" w:sz="4" w:color="1E3A8A"/>
+            </w:tcBorders>
+          </w:tcPr>
+          <w:p>
+            <w:r/>
+            <w:r>
+              <w:rPr>
+                <w:rFonts w:ascii="Calibri" w:hAnsi="Calibri"/>
+                <w:b/>
+                <w:color w:val="FFFFFF"/>
+                <w:sz w:val="20"/>
+              </w:rPr>
+              <w:t>Live Portal — Employee Directory (Admin)</w:t>
+            </w:r>
+          </w:p>
+        </w:tc>
+      </w:tr>
+    </w:tbl>
+    <w:p>
+      <w:pPr>
+        <w:spacing w:before="0" w:after="40"/>
+        <w:jc w:val="center"/>
+      </w:pPr>
+      <w:r>
+        <w:drawing>
+          <wp:inline xmlns:a="http://schemas.openxmlformats.org/drawingml/2006/main" xmlns:pic="http://schemas.openxmlformats.org/drawingml/2006/picture">
+            <wp:extent cx="5669280" cy="2657475"/>
+            <wp:docPr id="7" name="Picture 7"/>
+            <wp:cNvGraphicFramePr>
+              <a:graphicFrameLocks noChangeAspect="1"/>
+            </wp:cNvGraphicFramePr>
+            <a:graphic>
+              <a:graphicData uri="http://schemas.openxmlformats.org/drawingml/2006/picture">
+                <pic:pic>
+                  <pic:nvPicPr>
+                    <pic:cNvPr id="0" name="05_admin_employees.png"/>
+                    <pic:cNvPicPr/>
+                  </pic:nvPicPr>
+                  <pic:blipFill>
+                    <a:blip r:embed="rId17"/>
+                    <a:stretch>
+                      <a:fillRect/>
+                    </a:stretch>
+                  </pic:blipFill>
+                  <pic:spPr>
+                    <a:xfrm>
+                      <a:off x="0" y="0"/>
+                      <a:ext cx="5669280" cy="2657475"/>
+                    </a:xfrm>
+                    <a:prstGeom prst="rect"/>
+                  </pic:spPr>
+                </pic:pic>
+              </a:graphicData>
+            </a:graphic>
+          </wp:inline>
+        </w:drawing>
+      </w:r>
+    </w:p>
+    <w:p>
+      <w:pPr>
+        <w:spacing w:before="0"/>
+        <w:jc w:val="center"/>
+      </w:pPr>
+      <w:r>
+        <w:rPr>
+          <w:i/>
+          <w:color w:val="64748B"/>
+          <w:sz w:val="19"/>
+        </w:rPr>
+        <w:t>Figure 5a — Searchable employee directory with role, department, and status filters.</w:t>
+      </w:r>
+    </w:p>
     <w:p>
       <w:pPr>
         <w:spacing w:before="160" w:after="120"/>
@@ -5275,6 +5635,186 @@
         </w:tc>
       </w:tr>
     </w:tbl>
+    <w:tbl>
+      <w:tblPr>
+        <w:tblW w:type="auto" w:w="0"/>
+        <w:jc w:val="center"/>
+        <w:tblLook w:firstColumn="1" w:firstRow="1" w:lastColumn="0" w:lastRow="0" w:noHBand="0" w:noVBand="1" w:val="04A0"/>
+      </w:tblPr>
+      <w:tblGrid>
+        <w:gridCol w:w="9972"/>
+      </w:tblGrid>
+      <w:tr>
+        <w:tc>
+          <w:tcPr>
+            <w:tcW w:type="dxa" w:w="8928"/>
+            <w:shd w:val="clear" w:color="auto" w:fill="1E3A8A"/>
+            <w:tcBorders>
+              <w:top w:val="single" w:sz="4" w:color="1E3A8A"/>
+              <w:left w:val="single" w:sz="4" w:color="1E3A8A"/>
+              <w:bottom w:val="single" w:sz="4" w:color="1E3A8A"/>
+              <w:right w:val="single" w:sz="4" w:color="1E3A8A"/>
+            </w:tcBorders>
+          </w:tcPr>
+          <w:p>
+            <w:r/>
+            <w:r>
+              <w:rPr>
+                <w:rFonts w:ascii="Calibri" w:hAnsi="Calibri"/>
+                <w:b/>
+                <w:color w:val="FFFFFF"/>
+                <w:sz w:val="20"/>
+              </w:rPr>
+              <w:t>Live Portal — Employee Timesheet (Submitter View)</w:t>
+            </w:r>
+          </w:p>
+        </w:tc>
+      </w:tr>
+    </w:tbl>
+    <w:p>
+      <w:pPr>
+        <w:spacing w:before="0" w:after="40"/>
+        <w:jc w:val="center"/>
+      </w:pPr>
+      <w:r>
+        <w:drawing>
+          <wp:inline xmlns:a="http://schemas.openxmlformats.org/drawingml/2006/main" xmlns:pic="http://schemas.openxmlformats.org/drawingml/2006/picture">
+            <wp:extent cx="5669280" cy="2657475"/>
+            <wp:docPr id="8" name="Picture 8"/>
+            <wp:cNvGraphicFramePr>
+              <a:graphicFrameLocks noChangeAspect="1"/>
+            </wp:cNvGraphicFramePr>
+            <a:graphic>
+              <a:graphicData uri="http://schemas.openxmlformats.org/drawingml/2006/picture">
+                <pic:pic>
+                  <pic:nvPicPr>
+                    <pic:cNvPr id="0" name="14_employee_timesheet.png"/>
+                    <pic:cNvPicPr/>
+                  </pic:nvPicPr>
+                  <pic:blipFill>
+                    <a:blip r:embed="rId18"/>
+                    <a:stretch>
+                      <a:fillRect/>
+                    </a:stretch>
+                  </pic:blipFill>
+                  <pic:spPr>
+                    <a:xfrm>
+                      <a:off x="0" y="0"/>
+                      <a:ext cx="5669280" cy="2657475"/>
+                    </a:xfrm>
+                    <a:prstGeom prst="rect"/>
+                  </pic:spPr>
+                </pic:pic>
+              </a:graphicData>
+            </a:graphic>
+          </wp:inline>
+        </w:drawing>
+      </w:r>
+    </w:p>
+    <w:p>
+      <w:pPr>
+        <w:spacing w:before="0"/>
+        <w:jc w:val="center"/>
+      </w:pPr>
+      <w:r>
+        <w:rPr>
+          <w:i/>
+          <w:color w:val="64748B"/>
+          <w:sz w:val="19"/>
+        </w:rPr>
+        <w:t>Figure 5b — Daily / weekly time entry with project tagging.</w:t>
+      </w:r>
+    </w:p>
+    <w:tbl>
+      <w:tblPr>
+        <w:tblW w:type="auto" w:w="0"/>
+        <w:jc w:val="center"/>
+        <w:tblLook w:firstColumn="1" w:firstRow="1" w:lastColumn="0" w:lastRow="0" w:noHBand="0" w:noVBand="1" w:val="04A0"/>
+      </w:tblPr>
+      <w:tblGrid>
+        <w:gridCol w:w="9972"/>
+      </w:tblGrid>
+      <w:tr>
+        <w:tc>
+          <w:tcPr>
+            <w:tcW w:type="dxa" w:w="8928"/>
+            <w:shd w:val="clear" w:color="auto" w:fill="1E3A8A"/>
+            <w:tcBorders>
+              <w:top w:val="single" w:sz="4" w:color="1E3A8A"/>
+              <w:left w:val="single" w:sz="4" w:color="1E3A8A"/>
+              <w:bottom w:val="single" w:sz="4" w:color="1E3A8A"/>
+              <w:right w:val="single" w:sz="4" w:color="1E3A8A"/>
+            </w:tcBorders>
+          </w:tcPr>
+          <w:p>
+            <w:r/>
+            <w:r>
+              <w:rPr>
+                <w:rFonts w:ascii="Calibri" w:hAnsi="Calibri"/>
+                <w:b/>
+                <w:color w:val="FFFFFF"/>
+                <w:sz w:val="20"/>
+              </w:rPr>
+              <w:t>Live Portal — Timesheet Approvals (Manager View)</w:t>
+            </w:r>
+          </w:p>
+        </w:tc>
+      </w:tr>
+    </w:tbl>
+    <w:p>
+      <w:pPr>
+        <w:spacing w:before="0" w:after="40"/>
+        <w:jc w:val="center"/>
+      </w:pPr>
+      <w:r>
+        <w:drawing>
+          <wp:inline xmlns:a="http://schemas.openxmlformats.org/drawingml/2006/main" xmlns:pic="http://schemas.openxmlformats.org/drawingml/2006/picture">
+            <wp:extent cx="5669280" cy="2657475"/>
+            <wp:docPr id="9" name="Picture 9"/>
+            <wp:cNvGraphicFramePr>
+              <a:graphicFrameLocks noChangeAspect="1"/>
+            </wp:cNvGraphicFramePr>
+            <a:graphic>
+              <a:graphicData uri="http://schemas.openxmlformats.org/drawingml/2006/picture">
+                <pic:pic>
+                  <pic:nvPicPr>
+                    <pic:cNvPr id="0" name="06_admin_timesheets.png"/>
+                    <pic:cNvPicPr/>
+                  </pic:nvPicPr>
+                  <pic:blipFill>
+                    <a:blip r:embed="rId19"/>
+                    <a:stretch>
+                      <a:fillRect/>
+                    </a:stretch>
+                  </pic:blipFill>
+                  <pic:spPr>
+                    <a:xfrm>
+                      <a:off x="0" y="0"/>
+                      <a:ext cx="5669280" cy="2657475"/>
+                    </a:xfrm>
+                    <a:prstGeom prst="rect"/>
+                  </pic:spPr>
+                </pic:pic>
+              </a:graphicData>
+            </a:graphic>
+          </wp:inline>
+        </w:drawing>
+      </w:r>
+    </w:p>
+    <w:p>
+      <w:pPr>
+        <w:spacing w:before="0"/>
+        <w:jc w:val="center"/>
+      </w:pPr>
+      <w:r>
+        <w:rPr>
+          <w:i/>
+          <w:color w:val="64748B"/>
+          <w:sz w:val="19"/>
+        </w:rPr>
+        <w:t>Figure 5c — Pending timesheet review queue.</w:t>
+      </w:r>
+    </w:p>
     <w:p>
       <w:pPr>
         <w:spacing w:before="160" w:after="120"/>
@@ -5965,7 +6505,7 @@
         <w:drawing>
           <wp:inline xmlns:a="http://schemas.openxmlformats.org/drawingml/2006/main" xmlns:pic="http://schemas.openxmlformats.org/drawingml/2006/picture">
             <wp:extent cx="5669280" cy="2807842"/>
-            <wp:docPr id="4" name="Picture 4"/>
+            <wp:docPr id="10" name="Picture 10"/>
             <wp:cNvGraphicFramePr>
               <a:graphicFrameLocks noChangeAspect="1"/>
             </wp:cNvGraphicFramePr>
@@ -5977,7 +6517,7 @@
                     <pic:cNvPicPr/>
                   </pic:nvPicPr>
                   <pic:blipFill>
-                    <a:blip r:embed="rId14"/>
+                    <a:blip r:embed="rId20"/>
                     <a:stretch>
                       <a:fillRect/>
                     </a:stretch>
@@ -6009,6 +6549,186 @@
         <w:t>Figure 3 — Leave Workflow (re-shown for module context)</w:t>
       </w:r>
     </w:p>
+    <w:tbl>
+      <w:tblPr>
+        <w:tblW w:type="auto" w:w="0"/>
+        <w:jc w:val="center"/>
+        <w:tblLook w:firstColumn="1" w:firstRow="1" w:lastColumn="0" w:lastRow="0" w:noHBand="0" w:noVBand="1" w:val="04A0"/>
+      </w:tblPr>
+      <w:tblGrid>
+        <w:gridCol w:w="9972"/>
+      </w:tblGrid>
+      <w:tr>
+        <w:tc>
+          <w:tcPr>
+            <w:tcW w:type="dxa" w:w="8928"/>
+            <w:shd w:val="clear" w:color="auto" w:fill="1E3A8A"/>
+            <w:tcBorders>
+              <w:top w:val="single" w:sz="4" w:color="1E3A8A"/>
+              <w:left w:val="single" w:sz="4" w:color="1E3A8A"/>
+              <w:bottom w:val="single" w:sz="4" w:color="1E3A8A"/>
+              <w:right w:val="single" w:sz="4" w:color="1E3A8A"/>
+            </w:tcBorders>
+          </w:tcPr>
+          <w:p>
+            <w:r/>
+            <w:r>
+              <w:rPr>
+                <w:rFonts w:ascii="Calibri" w:hAnsi="Calibri"/>
+                <w:b/>
+                <w:color w:val="FFFFFF"/>
+                <w:sz w:val="20"/>
+              </w:rPr>
+              <w:t>Live Portal — Employee Leave (Requester View)</w:t>
+            </w:r>
+          </w:p>
+        </w:tc>
+      </w:tr>
+    </w:tbl>
+    <w:p>
+      <w:pPr>
+        <w:spacing w:before="0" w:after="40"/>
+        <w:jc w:val="center"/>
+      </w:pPr>
+      <w:r>
+        <w:drawing>
+          <wp:inline xmlns:a="http://schemas.openxmlformats.org/drawingml/2006/main" xmlns:pic="http://schemas.openxmlformats.org/drawingml/2006/picture">
+            <wp:extent cx="5669280" cy="2657475"/>
+            <wp:docPr id="11" name="Picture 11"/>
+            <wp:cNvGraphicFramePr>
+              <a:graphicFrameLocks noChangeAspect="1"/>
+            </wp:cNvGraphicFramePr>
+            <a:graphic>
+              <a:graphicData uri="http://schemas.openxmlformats.org/drawingml/2006/picture">
+                <pic:pic>
+                  <pic:nvPicPr>
+                    <pic:cNvPr id="0" name="12_employee_leave.png"/>
+                    <pic:cNvPicPr/>
+                  </pic:nvPicPr>
+                  <pic:blipFill>
+                    <a:blip r:embed="rId21"/>
+                    <a:stretch>
+                      <a:fillRect/>
+                    </a:stretch>
+                  </pic:blipFill>
+                  <pic:spPr>
+                    <a:xfrm>
+                      <a:off x="0" y="0"/>
+                      <a:ext cx="5669280" cy="2657475"/>
+                    </a:xfrm>
+                    <a:prstGeom prst="rect"/>
+                  </pic:spPr>
+                </pic:pic>
+              </a:graphicData>
+            </a:graphic>
+          </wp:inline>
+        </w:drawing>
+      </w:r>
+    </w:p>
+    <w:p>
+      <w:pPr>
+        <w:spacing w:before="0"/>
+        <w:jc w:val="center"/>
+      </w:pPr>
+      <w:r>
+        <w:rPr>
+          <w:i/>
+          <w:color w:val="64748B"/>
+          <w:sz w:val="19"/>
+        </w:rPr>
+        <w:t>Figure 5d — Real-time balance and request submission.</w:t>
+      </w:r>
+    </w:p>
+    <w:tbl>
+      <w:tblPr>
+        <w:tblW w:type="auto" w:w="0"/>
+        <w:jc w:val="center"/>
+        <w:tblLook w:firstColumn="1" w:firstRow="1" w:lastColumn="0" w:lastRow="0" w:noHBand="0" w:noVBand="1" w:val="04A0"/>
+      </w:tblPr>
+      <w:tblGrid>
+        <w:gridCol w:w="9972"/>
+      </w:tblGrid>
+      <w:tr>
+        <w:tc>
+          <w:tcPr>
+            <w:tcW w:type="dxa" w:w="8928"/>
+            <w:shd w:val="clear" w:color="auto" w:fill="1E3A8A"/>
+            <w:tcBorders>
+              <w:top w:val="single" w:sz="4" w:color="1E3A8A"/>
+              <w:left w:val="single" w:sz="4" w:color="1E3A8A"/>
+              <w:bottom w:val="single" w:sz="4" w:color="1E3A8A"/>
+              <w:right w:val="single" w:sz="4" w:color="1E3A8A"/>
+            </w:tcBorders>
+          </w:tcPr>
+          <w:p>
+            <w:r/>
+            <w:r>
+              <w:rPr>
+                <w:rFonts w:ascii="Calibri" w:hAnsi="Calibri"/>
+                <w:b/>
+                <w:color w:val="FFFFFF"/>
+                <w:sz w:val="20"/>
+              </w:rPr>
+              <w:t>Live Portal — Leave Approval Queue (Manager View)</w:t>
+            </w:r>
+          </w:p>
+        </w:tc>
+      </w:tr>
+    </w:tbl>
+    <w:p>
+      <w:pPr>
+        <w:spacing w:before="0" w:after="40"/>
+        <w:jc w:val="center"/>
+      </w:pPr>
+      <w:r>
+        <w:drawing>
+          <wp:inline xmlns:a="http://schemas.openxmlformats.org/drawingml/2006/main" xmlns:pic="http://schemas.openxmlformats.org/drawingml/2006/picture">
+            <wp:extent cx="5669280" cy="2657475"/>
+            <wp:docPr id="12" name="Picture 12"/>
+            <wp:cNvGraphicFramePr>
+              <a:graphicFrameLocks noChangeAspect="1"/>
+            </wp:cNvGraphicFramePr>
+            <a:graphic>
+              <a:graphicData uri="http://schemas.openxmlformats.org/drawingml/2006/picture">
+                <pic:pic>
+                  <pic:nvPicPr>
+                    <pic:cNvPr id="0" name="07_admin_leave.png"/>
+                    <pic:cNvPicPr/>
+                  </pic:nvPicPr>
+                  <pic:blipFill>
+                    <a:blip r:embed="rId22"/>
+                    <a:stretch>
+                      <a:fillRect/>
+                    </a:stretch>
+                  </pic:blipFill>
+                  <pic:spPr>
+                    <a:xfrm>
+                      <a:off x="0" y="0"/>
+                      <a:ext cx="5669280" cy="2657475"/>
+                    </a:xfrm>
+                    <a:prstGeom prst="rect"/>
+                  </pic:spPr>
+                </pic:pic>
+              </a:graphicData>
+            </a:graphic>
+          </wp:inline>
+        </w:drawing>
+      </w:r>
+    </w:p>
+    <w:p>
+      <w:pPr>
+        <w:spacing w:before="0"/>
+        <w:jc w:val="center"/>
+      </w:pPr>
+      <w:r>
+        <w:rPr>
+          <w:i/>
+          <w:color w:val="64748B"/>
+          <w:sz w:val="19"/>
+        </w:rPr>
+        <w:t>Figure 5e — Manager queue with balance and overlap awareness.</w:t>
+      </w:r>
+    </w:p>
     <w:p>
       <w:pPr>
         <w:spacing w:before="160" w:after="120"/>
@@ -6547,6 +7267,186 @@
         </w:tc>
       </w:tr>
     </w:tbl>
+    <w:tbl>
+      <w:tblPr>
+        <w:tblW w:type="auto" w:w="0"/>
+        <w:jc w:val="center"/>
+        <w:tblLook w:firstColumn="1" w:firstRow="1" w:lastColumn="0" w:lastRow="0" w:noHBand="0" w:noVBand="1" w:val="04A0"/>
+      </w:tblPr>
+      <w:tblGrid>
+        <w:gridCol w:w="9972"/>
+      </w:tblGrid>
+      <w:tr>
+        <w:tc>
+          <w:tcPr>
+            <w:tcW w:type="dxa" w:w="8928"/>
+            <w:shd w:val="clear" w:color="auto" w:fill="1E3A8A"/>
+            <w:tcBorders>
+              <w:top w:val="single" w:sz="4" w:color="1E3A8A"/>
+              <w:left w:val="single" w:sz="4" w:color="1E3A8A"/>
+              <w:bottom w:val="single" w:sz="4" w:color="1E3A8A"/>
+              <w:right w:val="single" w:sz="4" w:color="1E3A8A"/>
+            </w:tcBorders>
+          </w:tcPr>
+          <w:p>
+            <w:r/>
+            <w:r>
+              <w:rPr>
+                <w:rFonts w:ascii="Calibri" w:hAnsi="Calibri"/>
+                <w:b/>
+                <w:color w:val="FFFFFF"/>
+                <w:sz w:val="20"/>
+              </w:rPr>
+              <w:t>Live Portal — Employee Tickets</w:t>
+            </w:r>
+          </w:p>
+        </w:tc>
+      </w:tr>
+    </w:tbl>
+    <w:p>
+      <w:pPr>
+        <w:spacing w:before="0" w:after="40"/>
+        <w:jc w:val="center"/>
+      </w:pPr>
+      <w:r>
+        <w:drawing>
+          <wp:inline xmlns:a="http://schemas.openxmlformats.org/drawingml/2006/main" xmlns:pic="http://schemas.openxmlformats.org/drawingml/2006/picture">
+            <wp:extent cx="5669280" cy="2657475"/>
+            <wp:docPr id="13" name="Picture 13"/>
+            <wp:cNvGraphicFramePr>
+              <a:graphicFrameLocks noChangeAspect="1"/>
+            </wp:cNvGraphicFramePr>
+            <a:graphic>
+              <a:graphicData uri="http://schemas.openxmlformats.org/drawingml/2006/picture">
+                <pic:pic>
+                  <pic:nvPicPr>
+                    <pic:cNvPr id="0" name="15_employee_tickets.png"/>
+                    <pic:cNvPicPr/>
+                  </pic:nvPicPr>
+                  <pic:blipFill>
+                    <a:blip r:embed="rId23"/>
+                    <a:stretch>
+                      <a:fillRect/>
+                    </a:stretch>
+                  </pic:blipFill>
+                  <pic:spPr>
+                    <a:xfrm>
+                      <a:off x="0" y="0"/>
+                      <a:ext cx="5669280" cy="2657475"/>
+                    </a:xfrm>
+                    <a:prstGeom prst="rect"/>
+                  </pic:spPr>
+                </pic:pic>
+              </a:graphicData>
+            </a:graphic>
+          </wp:inline>
+        </w:drawing>
+      </w:r>
+    </w:p>
+    <w:p>
+      <w:pPr>
+        <w:spacing w:before="0"/>
+        <w:jc w:val="center"/>
+      </w:pPr>
+      <w:r>
+        <w:rPr>
+          <w:i/>
+          <w:color w:val="64748B"/>
+          <w:sz w:val="19"/>
+        </w:rPr>
+        <w:t>Figure 5f — Raise and track support tickets.</w:t>
+      </w:r>
+    </w:p>
+    <w:tbl>
+      <w:tblPr>
+        <w:tblW w:type="auto" w:w="0"/>
+        <w:jc w:val="center"/>
+        <w:tblLook w:firstColumn="1" w:firstRow="1" w:lastColumn="0" w:lastRow="0" w:noHBand="0" w:noVBand="1" w:val="04A0"/>
+      </w:tblPr>
+      <w:tblGrid>
+        <w:gridCol w:w="9972"/>
+      </w:tblGrid>
+      <w:tr>
+        <w:tc>
+          <w:tcPr>
+            <w:tcW w:type="dxa" w:w="8928"/>
+            <w:shd w:val="clear" w:color="auto" w:fill="1E3A8A"/>
+            <w:tcBorders>
+              <w:top w:val="single" w:sz="4" w:color="1E3A8A"/>
+              <w:left w:val="single" w:sz="4" w:color="1E3A8A"/>
+              <w:bottom w:val="single" w:sz="4" w:color="1E3A8A"/>
+              <w:right w:val="single" w:sz="4" w:color="1E3A8A"/>
+            </w:tcBorders>
+          </w:tcPr>
+          <w:p>
+            <w:r/>
+            <w:r>
+              <w:rPr>
+                <w:rFonts w:ascii="Calibri" w:hAnsi="Calibri"/>
+                <w:b/>
+                <w:color w:val="FFFFFF"/>
+                <w:sz w:val="20"/>
+              </w:rPr>
+              <w:t>Live Portal — Admin / Agent Ticket Queue</w:t>
+            </w:r>
+          </w:p>
+        </w:tc>
+      </w:tr>
+    </w:tbl>
+    <w:p>
+      <w:pPr>
+        <w:spacing w:before="0" w:after="40"/>
+        <w:jc w:val="center"/>
+      </w:pPr>
+      <w:r>
+        <w:drawing>
+          <wp:inline xmlns:a="http://schemas.openxmlformats.org/drawingml/2006/main" xmlns:pic="http://schemas.openxmlformats.org/drawingml/2006/picture">
+            <wp:extent cx="5669280" cy="2657475"/>
+            <wp:docPr id="14" name="Picture 14"/>
+            <wp:cNvGraphicFramePr>
+              <a:graphicFrameLocks noChangeAspect="1"/>
+            </wp:cNvGraphicFramePr>
+            <a:graphic>
+              <a:graphicData uri="http://schemas.openxmlformats.org/drawingml/2006/picture">
+                <pic:pic>
+                  <pic:nvPicPr>
+                    <pic:cNvPr id="0" name="08_admin_tickets.png"/>
+                    <pic:cNvPicPr/>
+                  </pic:nvPicPr>
+                  <pic:blipFill>
+                    <a:blip r:embed="rId24"/>
+                    <a:stretch>
+                      <a:fillRect/>
+                    </a:stretch>
+                  </pic:blipFill>
+                  <pic:spPr>
+                    <a:xfrm>
+                      <a:off x="0" y="0"/>
+                      <a:ext cx="5669280" cy="2657475"/>
+                    </a:xfrm>
+                    <a:prstGeom prst="rect"/>
+                  </pic:spPr>
+                </pic:pic>
+              </a:graphicData>
+            </a:graphic>
+          </wp:inline>
+        </w:drawing>
+      </w:r>
+    </w:p>
+    <w:p>
+      <w:pPr>
+        <w:spacing w:before="0"/>
+        <w:jc w:val="center"/>
+      </w:pPr>
+      <w:r>
+        <w:rPr>
+          <w:i/>
+          <w:color w:val="64748B"/>
+          <w:sz w:val="19"/>
+        </w:rPr>
+        <w:t>Figure 5g — Admin ticket queue with SLA visibility.</w:t>
+      </w:r>
+    </w:p>
     <w:p>
       <w:pPr>
         <w:spacing w:before="160" w:after="120"/>
@@ -6941,6 +7841,96 @@
         </w:tc>
       </w:tr>
     </w:tbl>
+    <w:tbl>
+      <w:tblPr>
+        <w:tblW w:type="auto" w:w="0"/>
+        <w:jc w:val="center"/>
+        <w:tblLook w:firstColumn="1" w:firstRow="1" w:lastColumn="0" w:lastRow="0" w:noHBand="0" w:noVBand="1" w:val="04A0"/>
+      </w:tblPr>
+      <w:tblGrid>
+        <w:gridCol w:w="9972"/>
+      </w:tblGrid>
+      <w:tr>
+        <w:tc>
+          <w:tcPr>
+            <w:tcW w:type="dxa" w:w="8928"/>
+            <w:shd w:val="clear" w:color="auto" w:fill="1E3A8A"/>
+            <w:tcBorders>
+              <w:top w:val="single" w:sz="4" w:color="1E3A8A"/>
+              <w:left w:val="single" w:sz="4" w:color="1E3A8A"/>
+              <w:bottom w:val="single" w:sz="4" w:color="1E3A8A"/>
+              <w:right w:val="single" w:sz="4" w:color="1E3A8A"/>
+            </w:tcBorders>
+          </w:tcPr>
+          <w:p>
+            <w:r/>
+            <w:r>
+              <w:rPr>
+                <w:rFonts w:ascii="Calibri" w:hAnsi="Calibri"/>
+                <w:b/>
+                <w:color w:val="FFFFFF"/>
+                <w:sz w:val="20"/>
+              </w:rPr>
+              <w:t>Live Portal — Unified Calendar</w:t>
+            </w:r>
+          </w:p>
+        </w:tc>
+      </w:tr>
+    </w:tbl>
+    <w:p>
+      <w:pPr>
+        <w:spacing w:before="0" w:after="40"/>
+        <w:jc w:val="center"/>
+      </w:pPr>
+      <w:r>
+        <w:drawing>
+          <wp:inline xmlns:a="http://schemas.openxmlformats.org/drawingml/2006/main" xmlns:pic="http://schemas.openxmlformats.org/drawingml/2006/picture">
+            <wp:extent cx="5669280" cy="2657475"/>
+            <wp:docPr id="15" name="Picture 15"/>
+            <wp:cNvGraphicFramePr>
+              <a:graphicFrameLocks noChangeAspect="1"/>
+            </wp:cNvGraphicFramePr>
+            <a:graphic>
+              <a:graphicData uri="http://schemas.openxmlformats.org/drawingml/2006/picture">
+                <pic:pic>
+                  <pic:nvPicPr>
+                    <pic:cNvPr id="0" name="09_admin_calendar.png"/>
+                    <pic:cNvPicPr/>
+                  </pic:nvPicPr>
+                  <pic:blipFill>
+                    <a:blip r:embed="rId25"/>
+                    <a:stretch>
+                      <a:fillRect/>
+                    </a:stretch>
+                  </pic:blipFill>
+                  <pic:spPr>
+                    <a:xfrm>
+                      <a:off x="0" y="0"/>
+                      <a:ext cx="5669280" cy="2657475"/>
+                    </a:xfrm>
+                    <a:prstGeom prst="rect"/>
+                  </pic:spPr>
+                </pic:pic>
+              </a:graphicData>
+            </a:graphic>
+          </wp:inline>
+        </w:drawing>
+      </w:r>
+    </w:p>
+    <w:p>
+      <w:pPr>
+        <w:spacing w:before="0"/>
+        <w:jc w:val="center"/>
+      </w:pPr>
+      <w:r>
+        <w:rPr>
+          <w:i/>
+          <w:color w:val="64748B"/>
+          <w:sz w:val="19"/>
+        </w:rPr>
+        <w:t>Figure 5h — Approved leaves, company events, personal events on one calendar.</w:t>
+      </w:r>
+    </w:p>
     <w:p>
       <w:pPr>
         <w:spacing w:before="160" w:after="120"/>
@@ -7335,6 +8325,96 @@
         </w:tc>
       </w:tr>
     </w:tbl>
+    <w:tbl>
+      <w:tblPr>
+        <w:tblW w:type="auto" w:w="0"/>
+        <w:jc w:val="center"/>
+        <w:tblLook w:firstColumn="1" w:firstRow="1" w:lastColumn="0" w:lastRow="0" w:noHBand="0" w:noVBand="1" w:val="04A0"/>
+      </w:tblPr>
+      <w:tblGrid>
+        <w:gridCol w:w="9972"/>
+      </w:tblGrid>
+      <w:tr>
+        <w:tc>
+          <w:tcPr>
+            <w:tcW w:type="dxa" w:w="8928"/>
+            <w:shd w:val="clear" w:color="auto" w:fill="1E3A8A"/>
+            <w:tcBorders>
+              <w:top w:val="single" w:sz="4" w:color="1E3A8A"/>
+              <w:left w:val="single" w:sz="4" w:color="1E3A8A"/>
+              <w:bottom w:val="single" w:sz="4" w:color="1E3A8A"/>
+              <w:right w:val="single" w:sz="4" w:color="1E3A8A"/>
+            </w:tcBorders>
+          </w:tcPr>
+          <w:p>
+            <w:r/>
+            <w:r>
+              <w:rPr>
+                <w:rFonts w:ascii="Calibri" w:hAnsi="Calibri"/>
+                <w:b/>
+                <w:color w:val="FFFFFF"/>
+                <w:sz w:val="20"/>
+              </w:rPr>
+              <w:t>Live Portal — Document Vault</w:t>
+            </w:r>
+          </w:p>
+        </w:tc>
+      </w:tr>
+    </w:tbl>
+    <w:p>
+      <w:pPr>
+        <w:spacing w:before="0" w:after="40"/>
+        <w:jc w:val="center"/>
+      </w:pPr>
+      <w:r>
+        <w:drawing>
+          <wp:inline xmlns:a="http://schemas.openxmlformats.org/drawingml/2006/main" xmlns:pic="http://schemas.openxmlformats.org/drawingml/2006/picture">
+            <wp:extent cx="5669280" cy="2657475"/>
+            <wp:docPr id="16" name="Picture 16"/>
+            <wp:cNvGraphicFramePr>
+              <a:graphicFrameLocks noChangeAspect="1"/>
+            </wp:cNvGraphicFramePr>
+            <a:graphic>
+              <a:graphicData uri="http://schemas.openxmlformats.org/drawingml/2006/picture">
+                <pic:pic>
+                  <pic:nvPicPr>
+                    <pic:cNvPr id="0" name="13_employee_documents.png"/>
+                    <pic:cNvPicPr/>
+                  </pic:nvPicPr>
+                  <pic:blipFill>
+                    <a:blip r:embed="rId26"/>
+                    <a:stretch>
+                      <a:fillRect/>
+                    </a:stretch>
+                  </pic:blipFill>
+                  <pic:spPr>
+                    <a:xfrm>
+                      <a:off x="0" y="0"/>
+                      <a:ext cx="5669280" cy="2657475"/>
+                    </a:xfrm>
+                    <a:prstGeom prst="rect"/>
+                  </pic:spPr>
+                </pic:pic>
+              </a:graphicData>
+            </a:graphic>
+          </wp:inline>
+        </w:drawing>
+      </w:r>
+    </w:p>
+    <w:p>
+      <w:pPr>
+        <w:spacing w:before="0"/>
+        <w:jc w:val="center"/>
+      </w:pPr>
+      <w:r>
+        <w:rPr>
+          <w:i/>
+          <w:color w:val="64748B"/>
+          <w:sz w:val="19"/>
+        </w:rPr>
+        <w:t>Figure 5i — PIN-secured personal document access.</w:t>
+      </w:r>
+    </w:p>
     <w:p>
       <w:pPr>
         <w:spacing w:before="160" w:after="120"/>
@@ -8613,7 +9693,7 @@
         <w:drawing>
           <wp:inline xmlns:a="http://schemas.openxmlformats.org/drawingml/2006/main" xmlns:pic="http://schemas.openxmlformats.org/drawingml/2006/picture">
             <wp:extent cx="5852160" cy="3636085"/>
-            <wp:docPr id="5" name="Picture 5"/>
+            <wp:docPr id="17" name="Picture 17"/>
             <wp:cNvGraphicFramePr>
               <a:graphicFrameLocks noChangeAspect="1"/>
             </wp:cNvGraphicFramePr>
@@ -8625,7 +9705,7 @@
                     <pic:cNvPicPr/>
                   </pic:nvPicPr>
                   <pic:blipFill>
-                    <a:blip r:embed="rId15"/>
+                    <a:blip r:embed="rId27"/>
                     <a:stretch>
                       <a:fillRect/>
                     </a:stretch>

--- a/documents/perfect_solutions/Perfect_Solutions_FRD_v1.0.docx
+++ b/documents/perfect_solutions/Perfect_Solutions_FRD_v1.0.docx
@@ -94,7 +94,7 @@
           <w:color w:val="64748B"/>
           <w:sz w:val="32"/>
         </w:rPr>
-        <w:t>AurborBloom HRMS Implementation</w:t>
+        <w:t>Internal HRMS Implementation</w:t>
       </w:r>
     </w:p>
     <w:p>
@@ -212,7 +212,7 @@
                 <w:color w:val="0F172A"/>
                 <w:sz w:val="22"/>
               </w:rPr>
-              <w:t>May 11, 2026</w:t>
+              <w:t>May 12, 2026</w:t>
             </w:r>
           </w:p>
         </w:tc>
@@ -282,7 +282,7 @@
                 <w:color w:val="0F172A"/>
                 <w:sz w:val="22"/>
               </w:rPr>
-              <w:t>AurborBloom Product &amp; Implementation Team</w:t>
+              <w:t>IT &amp; Product Implementation Team</w:t>
             </w:r>
           </w:p>
         </w:tc>
@@ -472,7 +472,7 @@
                 <w:color w:val="0F172A"/>
                 <w:sz w:val="20"/>
               </w:rPr>
-              <w:t>AurborBloom Lead Engineer</w:t>
+              <w:t>Lead Engineer</w:t>
             </w:r>
           </w:p>
         </w:tc>
@@ -490,7 +490,7 @@
                 <w:color w:val="0F172A"/>
                 <w:sz w:val="20"/>
               </w:rPr>
-              <w:t>AurborBloom PM</w:t>
+              <w:t>Project Manager</w:t>
             </w:r>
           </w:p>
         </w:tc>
@@ -561,7 +561,7 @@
                 <w:color w:val="0F172A"/>
                 <w:sz w:val="20"/>
               </w:rPr>
-              <w:t>AurborBloom Lead Engineer</w:t>
+              <w:t>Lead Engineer</w:t>
             </w:r>
           </w:p>
         </w:tc>
@@ -633,7 +633,7 @@
                 <w:color w:val="0F172A"/>
                 <w:sz w:val="20"/>
               </w:rPr>
-              <w:t>2026-05-11</w:t>
+              <w:t>2026-05-12</w:t>
             </w:r>
           </w:p>
         </w:tc>
@@ -651,7 +651,7 @@
                 <w:color w:val="0F172A"/>
                 <w:sz w:val="20"/>
               </w:rPr>
-              <w:t>AurborBloom PM</w:t>
+              <w:t>Project Manager</w:t>
             </w:r>
           </w:p>
         </w:tc>
@@ -730,7 +730,7 @@
           <w:color w:val="0F172A"/>
           <w:sz w:val="22"/>
         </w:rPr>
-        <w:t>AurborBloom Platform Architecture Specification (Internal)</w:t>
+        <w:t>Perfect Solutions HRMS Architecture Specification (Internal)</w:t>
       </w:r>
     </w:p>
     <w:p>
@@ -743,7 +743,7 @@
           <w:color w:val="0F172A"/>
           <w:sz w:val="22"/>
         </w:rPr>
-        <w:t>AurborBloom Security &amp; Compliance Whitepaper (Internal)</w:t>
+        <w:t>Perfect Solutions HRMS Security &amp; Compliance Whitepaper (Internal)</w:t>
       </w:r>
     </w:p>
     <w:p>
@@ -807,7 +807,7 @@
           <w:color w:val="0F172A"/>
           <w:sz w:val="22"/>
         </w:rPr>
-        <w:t>This Functional Requirements Document (FRD) translates the business requirements captured in the BRD into discrete, testable functional specifications for the AurborBloom HRMS platform as it will be deployed for Perfect Solutions. Each requirement is uniquely identified, mapped back to one or more business requirements, and accompanied by acceptance criteria that form the basis of UAT.</w:t>
+        <w:t>This Functional Requirements Document (FRD) translates the business requirements captured in the BRD into discrete, testable functional specifications for the Perfect Solutions HRMS platform as it will be deployed for Perfect Solutions. Each requirement is uniquely identified, mapped back to one or more business requirements, and accompanied by acceptance criteria that form the basis of UAT.</w:t>
       </w:r>
     </w:p>
     <w:p>
@@ -860,7 +860,7 @@
           <w:color w:val="0F172A"/>
           <w:sz w:val="22"/>
         </w:rPr>
-        <w:t>AurborBloom delivery, engineering, and QA teams (implementers)</w:t>
+        <w:t>Internal delivery, engineering, and QA teams (implementers)</w:t>
       </w:r>
     </w:p>
     <w:p>
@@ -989,7 +989,7 @@
           <w:color w:val="0F172A"/>
           <w:sz w:val="22"/>
         </w:rPr>
-        <w:t>AurborBloom is a multi-tenant SaaS HRMS comprising a React single-page application, a FastAPI backend, and a MongoDB persistence tier, all deployed on Kubernetes. For Perfect Solutions the platform is delivered as a fully white-labeled tenant identified by the slug 'perfectsolutions', accessible at the custom domain hr.perfectsolutions.com. The figure below depicts the overall architecture.</w:t>
+        <w:t>The Perfect Solutions HRMS is a multi-tenant SaaS platform that comprising a React single-page application, a FastAPI backend, and a MongoDB persistence tier, all deployed on Kubernetes. For Perfect Solutions the platform is delivered as a fully white-labeled tenant identified by the slug 'perfectsolutions', accessible at the custom domain hr.perfectsolutions.com. The figure below depicts the overall architecture.</w:t>
       </w:r>
     </w:p>
     <w:p>
@@ -1812,7 +1812,7 @@
           <w:color w:val="0F172A"/>
           <w:sz w:val="22"/>
         </w:rPr>
-        <w:t>Roles below are scoped to the Perfect Solutions tenant. The Super Admin role exists at the platform level and is reserved for AurborBloom operations.</w:t>
+        <w:t>Roles below are scoped to the Perfect Solutions tenant. The Super Admin role exists at the platform level and is reserved for IT operations.</w:t>
       </w:r>
     </w:p>
     <w:tbl>
@@ -9439,7 +9439,7 @@
                 <w:color w:val="0F172A"/>
                 <w:sz w:val="20"/>
               </w:rPr>
-              <w:t>Given any page on hr.perfectsolutions.com, then the tab title contains 'Perfect Solutions' and never the generic AurborBloom string.</w:t>
+              <w:t>Given any page on hr.perfectsolutions.com, then the tab title contains 'Perfect Solutions' and never a generic platform string.</w:t>
             </w:r>
           </w:p>
         </w:tc>
@@ -16917,7 +16917,7 @@
                 <w:color w:val="0F172A"/>
                 <w:sz w:val="20"/>
               </w:rPr>
-              <w:t>AurborBloom Engineering</w:t>
+              <w:t>Internal Engineering</w:t>
             </w:r>
           </w:p>
         </w:tc>
@@ -16989,7 +16989,7 @@
                 <w:color w:val="0F172A"/>
                 <w:sz w:val="20"/>
               </w:rPr>
-              <w:t>AurborBloom Product</w:t>
+              <w:t>Product Office</w:t>
             </w:r>
           </w:p>
         </w:tc>
@@ -17055,7 +17055,7 @@
         <w:color w:val="64748B"/>
         <w:sz w:val="16"/>
       </w:rPr>
-      <w:t xml:space="preserve">Perfect Solutions • AurborBloom HRMS  |  © 2026  |  Page </w:t>
+      <w:t xml:space="preserve">Perfect Solutions HRMS  |  © 2026  |  Page </w:t>
     </w:r>
     <w:r>
       <w:rPr>
